--- a/src/Bk.APG.Api/Templates/Report_Parliament_French.docx
+++ b/src/Bk.APG.Api/Templates/Report_Parliament_French.docx
@@ -3904,7 +3904,21 @@
           <w:szCs w:val="18"/>
           <w:lang w:val="fr-CH"/>
         </w:rPr>
-        <w:t>&lt;&lt;[parliamentReport.femaleUnderStuffed]&gt;&gt;</w:t>
+        <w:t>&lt;&lt;[parliamentReport.femaleUnderSt</w:t>
+      </w:r>
+      <w:r>
+        <w:rPr>
+          <w:szCs w:val="18"/>
+          <w:lang w:val="fr-CH"/>
+        </w:rPr>
+        <w:t>a</w:t>
+      </w:r>
+      <w:r>
+        <w:rPr>
+          <w:szCs w:val="18"/>
+          <w:lang w:val="fr-CH"/>
+        </w:rPr>
+        <w:t>ffed]&gt;&gt;</w:t>
       </w:r>
       <w:r>
         <w:rPr>
@@ -3917,7 +3931,21 @@
           <w:szCs w:val="18"/>
           <w:lang w:val="fr-CH"/>
         </w:rPr>
-        <w:t>&lt;&lt;[parliamentReport.maleUnderStuffed]&gt;&gt;</w:t>
+        <w:t>&lt;&lt;[parliamentReport.maleUnderSt</w:t>
+      </w:r>
+      <w:r>
+        <w:rPr>
+          <w:szCs w:val="18"/>
+          <w:lang w:val="fr-CH"/>
+        </w:rPr>
+        <w:t>a</w:t>
+      </w:r>
+      <w:r>
+        <w:rPr>
+          <w:szCs w:val="18"/>
+          <w:lang w:val="fr-CH"/>
+        </w:rPr>
+        <w:t>ffed]&gt;&gt;</w:t>
       </w:r>
       <w:r>
         <w:rPr>
@@ -6197,6 +6225,7 @@
           <w:rFonts w:ascii="Times New Roman" w:hAnsi="Times New Roman" w:cs="Times New Roman"/>
           <w:sz w:val="18"/>
           <w:szCs w:val="18"/>
+          <w:lang w:val="en-US"/>
         </w:rPr>
       </w:pPr>
       <w:r>
@@ -6205,6 +6234,7 @@
           <w:sz w:val="18"/>
           <w:szCs w:val="18"/>
           <w:highlight w:val="lightGray"/>
+          <w:lang w:val="en-US"/>
         </w:rPr>
         <w:t>[Freitext]</w:t>
       </w:r>
@@ -6213,7 +6243,7 @@
       <w:pPr>
         <w:pStyle w:val="Abstand18pt"/>
         <w:rPr>
-          <w:lang w:val="fr-CH"/>
+          <w:lang w:val="en-US"/>
         </w:rPr>
       </w:pPr>
     </w:p>
@@ -18808,7 +18838,7 @@
   <w:style w:type="paragraph" w:default="1" w:styleId="Standard">
     <w:name w:val="Normal"/>
     <w:qFormat/>
-    <w:rsid w:val="004A7CB3"/>
+    <w:rsid w:val="00257C39"/>
     <w:pPr>
       <w:spacing w:line="260" w:lineRule="atLeast"/>
     </w:pPr>
@@ -18942,7 +18972,7 @@
     <w:uiPriority w:val="1"/>
     <w:semiHidden/>
     <w:unhideWhenUsed/>
-    <w:rsid w:val="004A7CB3"/>
+    <w:rsid w:val="00257C39"/>
   </w:style>
   <w:style w:type="table" w:default="1" w:styleId="NormaleTabelle">
     <w:name w:val="Normal Table"/>
@@ -18964,7 +18994,7 @@
     <w:uiPriority w:val="99"/>
     <w:semiHidden/>
     <w:unhideWhenUsed/>
-    <w:rsid w:val="004A7CB3"/>
+    <w:rsid w:val="00257C39"/>
   </w:style>
   <w:style w:type="character" w:customStyle="1" w:styleId="berschrift1Zchn">
     <w:name w:val="Überschrift 1 Zchn"/>
